--- a/content-source/career-roadmap/Science-PCB-Pathway.docx
+++ b/content-source/career-roadmap/Science-PCB-Pathway.docx
@@ -4494,7 +4494,7 @@
                 <w:sz w:val="18"/>
                 <w:szCs w:val="18"/>
               </w:rPr>
-              <w:t xml:space="preserve">Computer-based. Domain papers include Biology, Chemistry, Physics, Psychology: 50 MCQs per subject, all to be attempted, 60 minutes each. Up to 5 subjects in total including languages and General Test; total 250 marks for 5 subjects. </w:t>
+              <w:t xml:space="preserve">Computer-based. Domain papers include Biology, Chemistry, Physics, Psychology: 50 MCQs per subject, all to be attempted, 60 minutes each. Up to 5 subjects in total including languages and General Test; 250 marks per subject (50 questions at 5 marks). </w:t>
             </w:r>
             <w:r>
               <w:rPr>
